--- a/content-pipeline/06-word-documents/02-english-word/010_secret-apartment-cafes-near-ben-thanh.docx
+++ b/content-pipeline/06-word-documents/02-english-word/010_secret-apartment-cafes-near-ben-thanh.docx
@@ -157,7 +157,7 @@
           <w:color w:val="1B365D"/>
           <w:sz w:val="32"/>
         </w:rPr>
-        <w:t>1. Introduction: The Allure of Saigon’s Hidden Perches</w:t>
+        <w:t>Introduction: The Allure of Saigon’s Hidden Perches</w:t>
       </w:r>
     </w:p>
     <w:p>
@@ -227,7 +227,7 @@
           <w:color w:val="1B365D"/>
           <w:sz w:val="32"/>
         </w:rPr>
-        <w:t>2. Adaptive Heritage: The Renaissance of Residential Blocks</w:t>
+        <w:t>Adaptive Heritage: The Renaissance of Residential Blocks</w:t>
       </w:r>
     </w:p>
     <w:p>
@@ -328,7 +328,7 @@
           <w:color w:val="1B365D"/>
           <w:sz w:val="32"/>
         </w:rPr>
-        <w:t>3. Four Iconic Heritage Apartment Buildings Near Ben Thanh</w:t>
+        <w:t>Four Iconic Heritage Apartment Buildings Near Ben Thanh</w:t>
       </w:r>
     </w:p>
     <w:p>
@@ -356,7 +356,7 @@
           <w:color w:val="D97706"/>
           <w:sz w:val="26"/>
         </w:rPr>
-        <w:t>1. 42 Ton That Thiep – The Artisanal &amp; Bohemian Labyrinth</w:t>
+        <w:t>42 Ton That Thiep – The Artisanal &amp; Bohemian Labyrinth</w:t>
       </w:r>
     </w:p>
     <w:p>
@@ -476,7 +476,7 @@
           <w:color w:val="D97706"/>
           <w:sz w:val="26"/>
         </w:rPr>
-        <w:t>2. 26 Ly Tu Trong – The Creative Vanguard</w:t>
+        <w:t>26 Ly Tu Trong – The Creative Vanguard</w:t>
       </w:r>
     </w:p>
     <w:p>
@@ -596,7 +596,7 @@
           <w:color w:val="D97706"/>
           <w:sz w:val="26"/>
         </w:rPr>
-        <w:t>3. 14 Ton That Dam – The Cinematic Riverfront Relic</w:t>
+        <w:t>14 Ton That Dam – The Cinematic Riverfront Relic</w:t>
       </w:r>
     </w:p>
     <w:p>
@@ -733,7 +733,7 @@
           <w:color w:val="D97706"/>
           <w:sz w:val="26"/>
         </w:rPr>
-        <w:t>4. The Balcony Flats of Pasteur &amp; Le Loi</w:t>
+        <w:t>The Balcony Flats of Pasteur &amp; Le Loi</w:t>
       </w:r>
     </w:p>
     <w:p>
@@ -842,7 +842,7 @@
           <w:color w:val="1B365D"/>
           <w:sz w:val="32"/>
         </w:rPr>
-        <w:t>4. The Beverage Matrix: From Traditional Phin to Specialty Third Wave</w:t>
+        <w:t>The Beverage Matrix: From Traditional Phin to Specialty Third Wave</w:t>
       </w:r>
     </w:p>
     <w:p>
@@ -1548,7 +1548,7 @@
           <w:color w:val="1B365D"/>
           <w:sz w:val="32"/>
         </w:rPr>
-        <w:t>5. Conscious Voyager Etiquette for Residential Walk-Ups</w:t>
+        <w:t>Conscious Voyager Etiquette for Residential Walk-Ups</w:t>
       </w:r>
     </w:p>
     <w:p>
@@ -1680,7 +1680,7 @@
           <w:color w:val="1B365D"/>
           <w:sz w:val="32"/>
         </w:rPr>
-        <w:t>6. Epilogue: The Timeless Pause</w:t>
+        <w:t>Epilogue: The Timeless Pause</w:t>
       </w:r>
     </w:p>
     <w:p>

--- a/content-pipeline/06-word-documents/02-english-word/010_secret-apartment-cafes-near-ben-thanh.docx
+++ b/content-pipeline/06-word-documents/02-english-word/010_secret-apartment-cafes-near-ben-thanh.docx
@@ -157,7 +157,7 @@
           <w:color w:val="1B365D"/>
           <w:sz w:val="32"/>
         </w:rPr>
-        <w:t>Introduction: The Allure of Saigon’s Hidden Perches</w:t>
+        <w:t>The Allure of Saigon’s Hidden Perches</w:t>
       </w:r>
     </w:p>
     <w:p>
@@ -200,7 +200,7 @@
           <w:color w:val="1E293B"/>
           <w:sz w:val="21"/>
         </w:rPr>
-        <w:t>Stepping through a modest ground-floor motor scooter garage and leaving the bustling din of Le Loi Boulevard behind, one climbs worn granito stairs whose edges have been softened by decades of footfalls. Above, heavy wooden louvered doors open to reveal serene spaces where the aroma of freshly roasted highland Arabica and sweet condensed milk mingles with vinyl jazz records, hand-turned pottery, and emerald foliage framing iron French balconies. For the intentional traveler, these vertical villages offer an intimate, poetic glimpse into the living heart of southern urban culture.</w:t>
+        <w:t>Stepping through a modest ground-floor motor scooter garage and leaving the bustling din of Le Loi Boulevard behind, one climbs worn granito stairs whose edges have been softened by decades of footfalls. Above, heavy wooden louvered doors open to reveal serene spaces where the aroma of freshly roasted highland Arabica and sweet condensed milk mingles with vinyl jazz records, hand-turned pottery, and emerald foliage framing iron French balconies. For the traveler, these vertical villages offer an intimate, poetic glimpse into the living heart of southern urban culture.</w:t>
       </w:r>
     </w:p>
     <w:p>
@@ -227,7 +227,7 @@
           <w:color w:val="1B365D"/>
           <w:sz w:val="32"/>
         </w:rPr>
-        <w:t>Adaptive Heritage: The Renaissance of Residential Blocks</w:t>
+        <w:t>How Old Residential Buildings Became Creative Spaces</w:t>
       </w:r>
     </w:p>
     <w:p>
@@ -746,7 +746,7 @@
           <w:color w:val="1E293B"/>
           <w:sz w:val="21"/>
         </w:rPr>
-        <w:t>Flanking the grand boulevard that approaches Ben Thanh Market's South Clock Tower, these elevated mezzanine flats feature verdant wrought-iron balconies that hover just above street level.</w:t>
+        <w:t>Flanking the grand boulevard that approaches Ben Thanh Market's South Clock Tower, these elevated mezzanine flats feature shaded wrought-iron balconies that hover just above street level.</w:t>
       </w:r>
     </w:p>
     <w:p>
@@ -1548,7 +1548,7 @@
           <w:color w:val="1B365D"/>
           <w:sz w:val="32"/>
         </w:rPr>
-        <w:t>Conscious Voyager Etiquette for Residential Walk-Ups</w:t>
+        <w:t>Traveler Etiquette for Residential Walk-Ups</w:t>
       </w:r>
     </w:p>
     <w:p>

--- a/content-pipeline/06-word-documents/02-english-word/010_secret-apartment-cafes-near-ben-thanh.docx
+++ b/content-pipeline/06-word-documents/02-english-word/010_secret-apartment-cafes-near-ben-thanh.docx
@@ -1670,6 +1670,296 @@
     </w:p>
     <w:p>
       <w:pPr>
+        <w:spacing w:before="120" w:after="120"/>
+        <w:jc w:val="center"/>
+      </w:pPr>
+      <w:r>
+        <w:rPr>
+          <w:color w:val="CBD5E1"/>
+        </w:rPr>
+        <w:t>―――――――――――――――――――――――――――――――――――――――――――――</w:t>
+      </w:r>
+    </w:p>
+    <w:p>
+      <w:pPr>
+        <w:keepNext/>
+        <w:spacing w:before="320" w:after="120" w:line="276" w:lineRule="auto"/>
+      </w:pPr>
+      <w:r>
+        <w:rPr>
+          <w:rFonts w:ascii="Calibri" w:hAnsi="Calibri"/>
+          <w:b/>
+          <w:color w:val="1B365D"/>
+          <w:sz w:val="32"/>
+        </w:rPr>
+        <w:t>🗺️ Curated Cluster Connections</w:t>
+      </w:r>
+    </w:p>
+    <w:p>
+      <w:pPr>
+        <w:spacing w:before="40" w:after="120" w:line="276" w:lineRule="auto"/>
+      </w:pPr>
+      <w:r>
+        <w:rPr>
+          <w:rFonts w:ascii="Calibri" w:hAnsi="Calibri"/>
+          <w:color w:val="1E293B"/>
+          <w:sz w:val="21"/>
+        </w:rPr>
+        <w:t>To help you navigate District 1 with ease, explore our companion heritage guides:</w:t>
+      </w:r>
+      <w:r>
+        <w:rPr>
+          <w:rFonts w:ascii="Calibri" w:hAnsi="Calibri"/>
+          <w:color w:val="1E293B"/>
+          <w:sz w:val="21"/>
+        </w:rPr>
+      </w:r>
+      <w:r>
+        <w:rPr>
+          <w:rFonts w:ascii="Calibri" w:hAnsi="Calibri"/>
+          <w:color w:val="1E293B"/>
+          <w:sz w:val="21"/>
+        </w:rPr>
+        <w:br/>
+        <w:t xml:space="preserve">- </w:t>
+      </w:r>
+      <w:r>
+        <w:rPr>
+          <w:rFonts w:ascii="Calibri" w:hAnsi="Calibri"/>
+          <w:b/>
+          <w:color w:val="1E293B"/>
+          <w:sz w:val="21"/>
+        </w:rPr>
+        <w:t>Things to Do Near Ben Thanh Market:</w:t>
+      </w:r>
+      <w:r>
+        <w:rPr>
+          <w:rFonts w:ascii="Calibri" w:hAnsi="Calibri"/>
+          <w:color w:val="1E293B"/>
+          <w:sz w:val="21"/>
+        </w:rPr>
+        <w:t xml:space="preserve"> nestled in the vibrant heart of </w:t>
+      </w:r>
+      <w:r>
+        <w:rPr>
+          <w:rFonts w:ascii="Calibri" w:hAnsi="Calibri"/>
+          <w:color w:val="1E293B"/>
+          <w:sz w:val="21"/>
+          <w:u w:val="single"/>
+        </w:rPr>
+        <w:t>things to do near Ben Thanh Market</w:t>
+      </w:r>
+      <w:r>
+        <w:rPr>
+          <w:rFonts w:ascii="Calibri" w:hAnsi="Calibri"/>
+          <w:color w:val="1E293B"/>
+          <w:sz w:val="21"/>
+        </w:rPr>
+        <w:t>.</w:t>
+      </w:r>
+      <w:r>
+        <w:rPr>
+          <w:rFonts w:ascii="Calibri" w:hAnsi="Calibri"/>
+          <w:color w:val="1E293B"/>
+          <w:sz w:val="21"/>
+        </w:rPr>
+      </w:r>
+      <w:r>
+        <w:rPr>
+          <w:rFonts w:ascii="Calibri" w:hAnsi="Calibri"/>
+          <w:color w:val="1E293B"/>
+          <w:sz w:val="21"/>
+        </w:rPr>
+        <w:br/>
+        <w:t xml:space="preserve">- </w:t>
+      </w:r>
+      <w:r>
+        <w:rPr>
+          <w:rFonts w:ascii="Calibri" w:hAnsi="Calibri"/>
+          <w:b/>
+          <w:color w:val="1E293B"/>
+          <w:sz w:val="21"/>
+        </w:rPr>
+        <w:t>HCMC Museum of Fine Arts:</w:t>
+      </w:r>
+      <w:r>
+        <w:rPr>
+          <w:rFonts w:ascii="Calibri" w:hAnsi="Calibri"/>
+          <w:color w:val="1E293B"/>
+          <w:sz w:val="21"/>
+        </w:rPr>
+        <w:t xml:space="preserve"> just steps away from the </w:t>
+      </w:r>
+      <w:r>
+        <w:rPr>
+          <w:rFonts w:ascii="Calibri" w:hAnsi="Calibri"/>
+          <w:color w:val="1E293B"/>
+          <w:sz w:val="21"/>
+          <w:u w:val="single"/>
+        </w:rPr>
+        <w:t>HCMC Museum of Fine Arts</w:t>
+      </w:r>
+      <w:r>
+        <w:rPr>
+          <w:rFonts w:ascii="Calibri" w:hAnsi="Calibri"/>
+          <w:color w:val="1E293B"/>
+          <w:sz w:val="21"/>
+        </w:rPr>
+        <w:t>.</w:t>
+      </w:r>
+      <w:r>
+        <w:rPr>
+          <w:rFonts w:ascii="Calibri" w:hAnsi="Calibri"/>
+          <w:color w:val="1E293B"/>
+          <w:sz w:val="21"/>
+        </w:rPr>
+      </w:r>
+      <w:r>
+        <w:rPr>
+          <w:rFonts w:ascii="Calibri" w:hAnsi="Calibri"/>
+          <w:color w:val="1E293B"/>
+          <w:sz w:val="21"/>
+        </w:rPr>
+        <w:br/>
+        <w:t xml:space="preserve">- </w:t>
+      </w:r>
+      <w:r>
+        <w:rPr>
+          <w:rFonts w:ascii="Calibri" w:hAnsi="Calibri"/>
+          <w:b/>
+          <w:color w:val="1E293B"/>
+          <w:sz w:val="21"/>
+        </w:rPr>
+        <w:t>Best Rooftop Bars Near Ben Thanh:</w:t>
+      </w:r>
+      <w:r>
+        <w:rPr>
+          <w:rFonts w:ascii="Calibri" w:hAnsi="Calibri"/>
+          <w:color w:val="1E293B"/>
+          <w:sz w:val="21"/>
+        </w:rPr>
+        <w:t xml:space="preserve"> switching to evening cocktails at the </w:t>
+      </w:r>
+      <w:r>
+        <w:rPr>
+          <w:rFonts w:ascii="Calibri" w:hAnsi="Calibri"/>
+          <w:color w:val="1E293B"/>
+          <w:sz w:val="21"/>
+          <w:u w:val="single"/>
+        </w:rPr>
+        <w:t>best rooftop bars near Ben Thanh</w:t>
+      </w:r>
+      <w:r>
+        <w:rPr>
+          <w:rFonts w:ascii="Calibri" w:hAnsi="Calibri"/>
+          <w:color w:val="1E293B"/>
+          <w:sz w:val="21"/>
+        </w:rPr>
+        <w:t>.</w:t>
+      </w:r>
+      <w:r>
+        <w:rPr>
+          <w:rFonts w:ascii="Calibri" w:hAnsi="Calibri"/>
+          <w:color w:val="1E293B"/>
+          <w:sz w:val="21"/>
+        </w:rPr>
+      </w:r>
+      <w:r>
+        <w:rPr>
+          <w:rFonts w:ascii="Calibri" w:hAnsi="Calibri"/>
+          <w:color w:val="1E293B"/>
+          <w:sz w:val="21"/>
+        </w:rPr>
+        <w:br/>
+        <w:t xml:space="preserve">- </w:t>
+      </w:r>
+      <w:r>
+        <w:rPr>
+          <w:rFonts w:ascii="Calibri" w:hAnsi="Calibri"/>
+          <w:b/>
+          <w:color w:val="1E293B"/>
+          <w:sz w:val="21"/>
+        </w:rPr>
+        <w:t>One-Day Ben Thanh Walking Tour:</w:t>
+      </w:r>
+      <w:r>
+        <w:rPr>
+          <w:rFonts w:ascii="Calibri" w:hAnsi="Calibri"/>
+          <w:color w:val="1E293B"/>
+          <w:sz w:val="21"/>
+        </w:rPr>
+        <w:t xml:space="preserve"> pausing for drip coffee during our </w:t>
+      </w:r>
+      <w:r>
+        <w:rPr>
+          <w:rFonts w:ascii="Calibri" w:hAnsi="Calibri"/>
+          <w:color w:val="1E293B"/>
+          <w:sz w:val="21"/>
+          <w:u w:val="single"/>
+        </w:rPr>
+        <w:t>one-day Ben Thanh walking tour</w:t>
+      </w:r>
+      <w:r>
+        <w:rPr>
+          <w:rFonts w:ascii="Calibri" w:hAnsi="Calibri"/>
+          <w:color w:val="1E293B"/>
+          <w:sz w:val="21"/>
+        </w:rPr>
+        <w:t>.</w:t>
+      </w:r>
+      <w:r>
+        <w:rPr>
+          <w:rFonts w:ascii="Calibri" w:hAnsi="Calibri"/>
+          <w:color w:val="1E293B"/>
+          <w:sz w:val="21"/>
+        </w:rPr>
+      </w:r>
+      <w:r>
+        <w:rPr>
+          <w:rFonts w:ascii="Calibri" w:hAnsi="Calibri"/>
+          <w:color w:val="1E293B"/>
+          <w:sz w:val="21"/>
+        </w:rPr>
+        <w:br/>
+        <w:t xml:space="preserve">- </w:t>
+      </w:r>
+      <w:r>
+        <w:rPr>
+          <w:rFonts w:ascii="Calibri" w:hAnsi="Calibri"/>
+          <w:b/>
+          <w:color w:val="1E293B"/>
+          <w:sz w:val="21"/>
+        </w:rPr>
+        <w:t>Parking Guide Near Ben Thanh Market:</w:t>
+      </w:r>
+      <w:r>
+        <w:rPr>
+          <w:rFonts w:ascii="Calibri" w:hAnsi="Calibri"/>
+          <w:color w:val="1E293B"/>
+          <w:sz w:val="21"/>
+        </w:rPr>
+        <w:t xml:space="preserve"> finding secure parking lots with our </w:t>
+      </w:r>
+      <w:r>
+        <w:rPr>
+          <w:rFonts w:ascii="Calibri" w:hAnsi="Calibri"/>
+          <w:color w:val="1E293B"/>
+          <w:sz w:val="21"/>
+          <w:u w:val="single"/>
+        </w:rPr>
+        <w:t>parking guide near Ben Thanh Market</w:t>
+      </w:r>
+      <w:r>
+        <w:rPr>
+          <w:rFonts w:ascii="Calibri" w:hAnsi="Calibri"/>
+          <w:color w:val="1E293B"/>
+          <w:sz w:val="21"/>
+        </w:rPr>
+        <w:t>.</w:t>
+      </w:r>
+    </w:p>
+    <w:p>
+      <w:pPr>
         <w:keepNext/>
         <w:spacing w:before="320" w:after="120" w:line="276" w:lineRule="auto"/>
       </w:pPr>
